--- a/druki/kacik-dyrektora/word/Kacik_Dyrektora_Program_Wychowawczy_PCTP.docx
+++ b/druki/kacik-dyrektora/word/Kacik_Dyrektora_Program_Wychowawczy_PCTP.docx
@@ -675,7 +675,7 @@
                 <w:sz w:val="12"/>
                 <w:szCs w:val="12"/>
               </w:rPr>
-              <w:t xml:space="preserve"> (t.j. Dz.U. z 2024 r. poz. 737, z późn. zm.) nakłada obowiązek realizowania </w:t>
+              <w:t xml:space="preserve"> (t.j. Dz.U. z 2026 r. poz. 820, z późn. zm.) nakłada obowiązek realizowania </w:t>
             </w:r>
             <w:r>
               <w:rPr>
@@ -927,7 +927,7 @@
                 <w:sz w:val="12"/>
                 <w:szCs w:val="12"/>
               </w:rPr>
-              <w:t xml:space="preserve"> — ustawa z dnia 13 maja 2016 r. o przeciwdziałaniu zagrożeniom przestępczością na tle seksualnym i ochronie małoletnich (t.j. Dz.U. z 2024 r. poz. 560), zmieniona ustawą z dnia 5 sierpnia 2025 r. Ponadto </w:t>
+              <w:t xml:space="preserve"> — ustawa z dnia 13 maja 2016 r. o przeciwdziałaniu zagrożeniom przestępczością na tle seksualnym i ochronie małoletnich (t.j. Dz.U. z 2026 r. poz. 110), art. 22c ust. 6. Ponadto </w:t>
             </w:r>
             <w:r>
               <w:rPr>
@@ -941,7 +941,7 @@
                 <w:sz w:val="12"/>
                 <w:szCs w:val="12"/>
               </w:rPr>
-              <w:t xml:space="preserve">kierunki 2, 3 i 7</w:t>
+              <w:t xml:space="preserve">kierunki 2, 3 i 6</w:t>
             </w:r>
             <w:r>
               <w:rPr>
@@ -5900,7 +5900,7 @@
                 <w:sz w:val="12"/>
                 <w:szCs w:val="12"/>
               </w:rPr>
-              <w:t xml:space="preserve"> ustawa z dnia 13 maja 2016 r. o ochronie małoletnich (t.j. Dz.U. z 2024 r. poz. 560), zm. ustawą z dnia 5 sierpnia 2025 r. — </w:t>
+              <w:t xml:space="preserve"> ustawa z dnia 13 maja 2016 r. o ochronie małoletnich (t.j. Dz.U. z 2026 r. poz. 110), art. 22c ust. 6 — </w:t>
             </w:r>
             <w:r>
               <w:rPr>
